--- a/4/Threat_Modeling_Report.docx
+++ b/4/Threat_Modeling_Report.docx
@@ -353,15 +353,7 @@
                 <w:sz w:val="28"/>
                 <w:szCs w:val="28"/>
               </w:rPr>
-              <w:t>Autho</w:t>
-            </w:r>
-            <w:r>
-              <w:rPr>
-                <w:rFonts w:ascii="Times New Roman" w:hAnsi="Times New Roman" w:cs="Times New Roman"/>
-                <w:sz w:val="28"/>
-                <w:szCs w:val="28"/>
-              </w:rPr>
-              <w:t>rization API</w:t>
+              <w:t>Authorization API</w:t>
             </w:r>
           </w:p>
         </w:tc>
@@ -1438,15 +1430,7 @@
                 <w:sz w:val="28"/>
                 <w:szCs w:val="28"/>
               </w:rPr>
-              <w:t xml:space="preserve">Подмена </w:t>
-            </w:r>
-            <w:r>
-              <w:rPr>
-                <w:rFonts w:ascii="Times New Roman" w:hAnsi="Times New Roman" w:cs="Times New Roman"/>
-                <w:sz w:val="28"/>
-                <w:szCs w:val="28"/>
-              </w:rPr>
-              <w:t>параметров перевода</w:t>
+              <w:t>Подмена параметров перевода</w:t>
             </w:r>
           </w:p>
         </w:tc>
@@ -2529,15 +2513,7 @@
                 <w:sz w:val="28"/>
                 <w:szCs w:val="28"/>
               </w:rPr>
-              <w:t xml:space="preserve">SQL </w:t>
-            </w:r>
-            <w:r>
-              <w:rPr>
-                <w:rFonts w:ascii="Times New Roman" w:hAnsi="Times New Roman" w:cs="Times New Roman"/>
-                <w:sz w:val="28"/>
-                <w:szCs w:val="28"/>
-              </w:rPr>
-              <w:t>Injection</w:t>
+              <w:t>SQL Injection</w:t>
             </w:r>
           </w:p>
         </w:tc>
@@ -3232,8 +3208,6 @@
         </w:rPr>
         <w:t>4</w:t>
       </w:r>
-      <w:bookmarkStart w:id="0" w:name="_GoBack"/>
-      <w:bookmarkEnd w:id="0"/>
       <w:r>
         <w:rPr>
           <w:rFonts w:ascii="Times New Roman" w:hAnsi="Times New Roman" w:cs="Times New Roman"/>
@@ -3247,9 +3221,9 @@
         <w:tblLook w:val="04A0" w:firstRow="1" w:lastRow="0" w:firstColumn="1" w:lastColumn="0" w:noHBand="0" w:noVBand="1"/>
       </w:tblPr>
       <w:tblGrid>
-        <w:gridCol w:w="2880"/>
-        <w:gridCol w:w="2880"/>
-        <w:gridCol w:w="2991"/>
+        <w:gridCol w:w="2826"/>
+        <w:gridCol w:w="2785"/>
+        <w:gridCol w:w="3029"/>
       </w:tblGrid>
       <w:tr>
         <w:tc>
@@ -3264,6 +3238,7 @@
                 <w:szCs w:val="28"/>
               </w:rPr>
             </w:pPr>
+            <w:proofErr w:type="spellStart"/>
             <w:r>
               <w:rPr>
                 <w:rFonts w:ascii="Times New Roman" w:hAnsi="Times New Roman" w:cs="Times New Roman"/>
@@ -3272,6 +3247,7 @@
               </w:rPr>
               <w:t>Угроза</w:t>
             </w:r>
+            <w:proofErr w:type="spellEnd"/>
           </w:p>
         </w:tc>
         <w:tc>
@@ -3360,7 +3336,15 @@
                 <w:sz w:val="28"/>
                 <w:szCs w:val="28"/>
               </w:rPr>
-              <w:t>УБИ.004</w:t>
+              <w:t>УБИ.</w:t>
+            </w:r>
+            <w:r>
+              <w:rPr>
+                <w:rFonts w:ascii="Times New Roman" w:hAnsi="Times New Roman" w:cs="Times New Roman"/>
+                <w:sz w:val="28"/>
+                <w:szCs w:val="28"/>
+              </w:rPr>
+              <w:t>4</w:t>
             </w:r>
           </w:p>
         </w:tc>
@@ -3376,14 +3360,52 @@
                 <w:szCs w:val="28"/>
               </w:rPr>
             </w:pPr>
-            <w:r>
-              <w:rPr>
-                <w:rFonts w:ascii="Times New Roman" w:hAnsi="Times New Roman" w:cs="Times New Roman"/>
-                <w:sz w:val="28"/>
-                <w:szCs w:val="28"/>
-              </w:rPr>
-              <w:t>Внедрение вредоносных SQL-запросов</w:t>
-            </w:r>
+            <w:proofErr w:type="spellStart"/>
+            <w:r>
+              <w:rPr>
+                <w:rFonts w:ascii="Times New Roman" w:hAnsi="Times New Roman" w:cs="Times New Roman"/>
+                <w:sz w:val="28"/>
+                <w:szCs w:val="28"/>
+              </w:rPr>
+              <w:t>Угроза</w:t>
+            </w:r>
+            <w:proofErr w:type="spellEnd"/>
+            <w:r>
+              <w:rPr>
+                <w:rFonts w:ascii="Times New Roman" w:hAnsi="Times New Roman" w:cs="Times New Roman"/>
+                <w:sz w:val="28"/>
+                <w:szCs w:val="28"/>
+              </w:rPr>
+              <w:t xml:space="preserve"> </w:t>
+            </w:r>
+            <w:proofErr w:type="spellStart"/>
+            <w:r>
+              <w:rPr>
+                <w:rFonts w:ascii="Times New Roman" w:hAnsi="Times New Roman" w:cs="Times New Roman"/>
+                <w:sz w:val="28"/>
+                <w:szCs w:val="28"/>
+              </w:rPr>
+              <w:t>несанкционированной</w:t>
+            </w:r>
+            <w:proofErr w:type="spellEnd"/>
+            <w:r>
+              <w:rPr>
+                <w:rFonts w:ascii="Times New Roman" w:hAnsi="Times New Roman" w:cs="Times New Roman"/>
+                <w:sz w:val="28"/>
+                <w:szCs w:val="28"/>
+              </w:rPr>
+              <w:t xml:space="preserve"> </w:t>
+            </w:r>
+            <w:proofErr w:type="spellStart"/>
+            <w:r>
+              <w:rPr>
+                <w:rFonts w:ascii="Times New Roman" w:hAnsi="Times New Roman" w:cs="Times New Roman"/>
+                <w:sz w:val="28"/>
+                <w:szCs w:val="28"/>
+              </w:rPr>
+              <w:t>подмены</w:t>
+            </w:r>
+            <w:proofErr w:type="spellEnd"/>
           </w:p>
         </w:tc>
       </w:tr>
@@ -3400,14 +3422,52 @@
                 <w:szCs w:val="28"/>
               </w:rPr>
             </w:pPr>
-            <w:r>
-              <w:rPr>
-                <w:rFonts w:ascii="Times New Roman" w:hAnsi="Times New Roman" w:cs="Times New Roman"/>
-                <w:sz w:val="28"/>
-                <w:szCs w:val="28"/>
-              </w:rPr>
-              <w:t>Утечка персональных данных</w:t>
-            </w:r>
+            <w:proofErr w:type="spellStart"/>
+            <w:r>
+              <w:rPr>
+                <w:rFonts w:ascii="Times New Roman" w:hAnsi="Times New Roman" w:cs="Times New Roman"/>
+                <w:sz w:val="28"/>
+                <w:szCs w:val="28"/>
+              </w:rPr>
+              <w:t>Утечка</w:t>
+            </w:r>
+            <w:proofErr w:type="spellEnd"/>
+            <w:r>
+              <w:rPr>
+                <w:rFonts w:ascii="Times New Roman" w:hAnsi="Times New Roman" w:cs="Times New Roman"/>
+                <w:sz w:val="28"/>
+                <w:szCs w:val="28"/>
+              </w:rPr>
+              <w:t xml:space="preserve"> </w:t>
+            </w:r>
+            <w:proofErr w:type="spellStart"/>
+            <w:r>
+              <w:rPr>
+                <w:rFonts w:ascii="Times New Roman" w:hAnsi="Times New Roman" w:cs="Times New Roman"/>
+                <w:sz w:val="28"/>
+                <w:szCs w:val="28"/>
+              </w:rPr>
+              <w:t>персональных</w:t>
+            </w:r>
+            <w:proofErr w:type="spellEnd"/>
+            <w:r>
+              <w:rPr>
+                <w:rFonts w:ascii="Times New Roman" w:hAnsi="Times New Roman" w:cs="Times New Roman"/>
+                <w:sz w:val="28"/>
+                <w:szCs w:val="28"/>
+              </w:rPr>
+              <w:t xml:space="preserve"> </w:t>
+            </w:r>
+            <w:proofErr w:type="spellStart"/>
+            <w:r>
+              <w:rPr>
+                <w:rFonts w:ascii="Times New Roman" w:hAnsi="Times New Roman" w:cs="Times New Roman"/>
+                <w:sz w:val="28"/>
+                <w:szCs w:val="28"/>
+              </w:rPr>
+              <w:t>данных</w:t>
+            </w:r>
+            <w:proofErr w:type="spellEnd"/>
           </w:p>
         </w:tc>
         <w:tc>
@@ -3420,6 +3480,7 @@
                 <w:rFonts w:ascii="Times New Roman" w:hAnsi="Times New Roman" w:cs="Times New Roman"/>
                 <w:sz w:val="28"/>
                 <w:szCs w:val="28"/>
+                <w:lang w:val="ru-RU"/>
               </w:rPr>
             </w:pPr>
             <w:r>
@@ -3428,7 +3489,16 @@
                 <w:sz w:val="28"/>
                 <w:szCs w:val="28"/>
               </w:rPr>
-              <w:t>УБИ.016</w:t>
+              <w:t>УБИ.</w:t>
+            </w:r>
+            <w:r>
+              <w:rPr>
+                <w:rFonts w:ascii="Times New Roman" w:hAnsi="Times New Roman" w:cs="Times New Roman"/>
+                <w:sz w:val="28"/>
+                <w:szCs w:val="28"/>
+                <w:lang w:val="ru-RU"/>
+              </w:rPr>
+              <w:t>9</w:t>
             </w:r>
           </w:p>
         </w:tc>
@@ -3442,6 +3512,7 @@
                 <w:rFonts w:ascii="Times New Roman" w:hAnsi="Times New Roman" w:cs="Times New Roman"/>
                 <w:sz w:val="28"/>
                 <w:szCs w:val="28"/>
+                <w:lang w:val="ru-RU"/>
               </w:rPr>
             </w:pPr>
             <w:r>
@@ -3449,8 +3520,40 @@
                 <w:rFonts w:ascii="Times New Roman" w:hAnsi="Times New Roman" w:cs="Times New Roman"/>
                 <w:sz w:val="28"/>
                 <w:szCs w:val="28"/>
-              </w:rPr>
-              <w:t>Несанкционированный доступ к информации</w:t>
+                <w:lang w:val="ru-RU"/>
+              </w:rPr>
+              <w:t>Угроза получения информацио</w:t>
+            </w:r>
+            <w:bookmarkStart w:id="0" w:name="_GoBack"/>
+            <w:bookmarkEnd w:id="0"/>
+            <w:r>
+              <w:rPr>
+                <w:rFonts w:ascii="Times New Roman" w:hAnsi="Times New Roman" w:cs="Times New Roman"/>
+                <w:sz w:val="28"/>
+                <w:szCs w:val="28"/>
+                <w:lang w:val="ru-RU"/>
+              </w:rPr>
+              <w:t xml:space="preserve">нных ресурсов из </w:t>
+            </w:r>
+            <w:proofErr w:type="spellStart"/>
+            <w:r>
+              <w:rPr>
+                <w:rFonts w:ascii="Times New Roman" w:hAnsi="Times New Roman" w:cs="Times New Roman"/>
+                <w:sz w:val="28"/>
+                <w:szCs w:val="28"/>
+                <w:lang w:val="ru-RU"/>
+              </w:rPr>
+              <w:t>недоверенного</w:t>
+            </w:r>
+            <w:proofErr w:type="spellEnd"/>
+            <w:r>
+              <w:rPr>
+                <w:rFonts w:ascii="Times New Roman" w:hAnsi="Times New Roman" w:cs="Times New Roman"/>
+                <w:sz w:val="28"/>
+                <w:szCs w:val="28"/>
+                <w:lang w:val="ru-RU"/>
+              </w:rPr>
+              <w:t xml:space="preserve"> или скомпрометированного источника</w:t>
             </w:r>
           </w:p>
         </w:tc>
@@ -3468,14 +3571,43 @@
                 <w:szCs w:val="28"/>
               </w:rPr>
             </w:pPr>
-            <w:r>
-              <w:rPr>
-                <w:rFonts w:ascii="Times New Roman" w:hAnsi="Times New Roman" w:cs="Times New Roman"/>
-                <w:sz w:val="28"/>
-                <w:szCs w:val="28"/>
-              </w:rPr>
-              <w:t xml:space="preserve">Подмена параметров </w:t>
-            </w:r>
+            <w:proofErr w:type="spellStart"/>
+            <w:r>
+              <w:rPr>
+                <w:rFonts w:ascii="Times New Roman" w:hAnsi="Times New Roman" w:cs="Times New Roman"/>
+                <w:sz w:val="28"/>
+                <w:szCs w:val="28"/>
+              </w:rPr>
+              <w:t>Подмена</w:t>
+            </w:r>
+            <w:proofErr w:type="spellEnd"/>
+            <w:r>
+              <w:rPr>
+                <w:rFonts w:ascii="Times New Roman" w:hAnsi="Times New Roman" w:cs="Times New Roman"/>
+                <w:sz w:val="28"/>
+                <w:szCs w:val="28"/>
+              </w:rPr>
+              <w:t xml:space="preserve"> </w:t>
+            </w:r>
+            <w:proofErr w:type="spellStart"/>
+            <w:r>
+              <w:rPr>
+                <w:rFonts w:ascii="Times New Roman" w:hAnsi="Times New Roman" w:cs="Times New Roman"/>
+                <w:sz w:val="28"/>
+                <w:szCs w:val="28"/>
+              </w:rPr>
+              <w:t>параметров</w:t>
+            </w:r>
+            <w:proofErr w:type="spellEnd"/>
+            <w:r>
+              <w:rPr>
+                <w:rFonts w:ascii="Times New Roman" w:hAnsi="Times New Roman" w:cs="Times New Roman"/>
+                <w:sz w:val="28"/>
+                <w:szCs w:val="28"/>
+              </w:rPr>
+              <w:t xml:space="preserve"> </w:t>
+            </w:r>
+            <w:proofErr w:type="spellStart"/>
             <w:r>
               <w:rPr>
                 <w:rFonts w:ascii="Times New Roman" w:hAnsi="Times New Roman" w:cs="Times New Roman"/>
@@ -3484,6 +3616,7 @@
               </w:rPr>
               <w:t>запроса</w:t>
             </w:r>
+            <w:proofErr w:type="spellEnd"/>
           </w:p>
         </w:tc>
         <w:tc>
@@ -3496,6 +3629,7 @@
                 <w:rFonts w:ascii="Times New Roman" w:hAnsi="Times New Roman" w:cs="Times New Roman"/>
                 <w:sz w:val="28"/>
                 <w:szCs w:val="28"/>
+                <w:lang w:val="ru-RU"/>
               </w:rPr>
             </w:pPr>
             <w:r>
@@ -3504,7 +3638,16 @@
                 <w:sz w:val="28"/>
                 <w:szCs w:val="28"/>
               </w:rPr>
-              <w:t>УБИ.007</w:t>
+              <w:t>УБИ.</w:t>
+            </w:r>
+            <w:r>
+              <w:rPr>
+                <w:rFonts w:ascii="Times New Roman" w:hAnsi="Times New Roman" w:cs="Times New Roman"/>
+                <w:sz w:val="28"/>
+                <w:szCs w:val="28"/>
+                <w:lang w:val="ru-RU"/>
+              </w:rPr>
+              <w:t>3</w:t>
             </w:r>
           </w:p>
         </w:tc>
@@ -3520,13 +3663,77 @@
                 <w:szCs w:val="28"/>
               </w:rPr>
             </w:pPr>
-            <w:r>
-              <w:rPr>
-                <w:rFonts w:ascii="Times New Roman" w:hAnsi="Times New Roman" w:cs="Times New Roman"/>
-                <w:sz w:val="28"/>
-                <w:szCs w:val="28"/>
-              </w:rPr>
-              <w:t>Нарушение разграничения доступа</w:t>
+            <w:proofErr w:type="spellStart"/>
+            <w:r>
+              <w:rPr>
+                <w:rFonts w:ascii="Times New Roman" w:hAnsi="Times New Roman" w:cs="Times New Roman"/>
+                <w:sz w:val="28"/>
+                <w:szCs w:val="28"/>
+              </w:rPr>
+              <w:t>Угроза</w:t>
+            </w:r>
+            <w:proofErr w:type="spellEnd"/>
+            <w:r>
+              <w:rPr>
+                <w:rFonts w:ascii="Times New Roman" w:hAnsi="Times New Roman" w:cs="Times New Roman"/>
+                <w:sz w:val="28"/>
+                <w:szCs w:val="28"/>
+              </w:rPr>
+              <w:t xml:space="preserve"> </w:t>
+            </w:r>
+            <w:proofErr w:type="spellStart"/>
+            <w:r>
+              <w:rPr>
+                <w:rFonts w:ascii="Times New Roman" w:hAnsi="Times New Roman" w:cs="Times New Roman"/>
+                <w:sz w:val="28"/>
+                <w:szCs w:val="28"/>
+              </w:rPr>
+              <w:t>несанкционированной</w:t>
+            </w:r>
+            <w:proofErr w:type="spellEnd"/>
+            <w:r>
+              <w:rPr>
+                <w:rFonts w:ascii="Times New Roman" w:hAnsi="Times New Roman" w:cs="Times New Roman"/>
+                <w:sz w:val="28"/>
+                <w:szCs w:val="28"/>
+              </w:rPr>
+              <w:t xml:space="preserve"> </w:t>
+            </w:r>
+            <w:proofErr w:type="spellStart"/>
+            <w:r>
+              <w:rPr>
+                <w:rFonts w:ascii="Times New Roman" w:hAnsi="Times New Roman" w:cs="Times New Roman"/>
+                <w:sz w:val="28"/>
+                <w:szCs w:val="28"/>
+              </w:rPr>
+              <w:t>модификации</w:t>
+            </w:r>
+            <w:proofErr w:type="spellEnd"/>
+            <w:r>
+              <w:rPr>
+                <w:rFonts w:ascii="Times New Roman" w:hAnsi="Times New Roman" w:cs="Times New Roman"/>
+                <w:sz w:val="28"/>
+                <w:szCs w:val="28"/>
+              </w:rPr>
+              <w:t xml:space="preserve"> (</w:t>
+            </w:r>
+            <w:proofErr w:type="spellStart"/>
+            <w:r>
+              <w:rPr>
+                <w:rFonts w:ascii="Times New Roman" w:hAnsi="Times New Roman" w:cs="Times New Roman"/>
+                <w:sz w:val="28"/>
+                <w:szCs w:val="28"/>
+              </w:rPr>
+              <w:t>искажения</w:t>
+            </w:r>
+            <w:proofErr w:type="spellEnd"/>
+            <w:r>
+              <w:rPr>
+                <w:rFonts w:ascii="Times New Roman" w:hAnsi="Times New Roman" w:cs="Times New Roman"/>
+                <w:sz w:val="28"/>
+                <w:szCs w:val="28"/>
+              </w:rPr>
+              <w:t>)</w:t>
             </w:r>
           </w:p>
         </w:tc>
@@ -3564,6 +3771,7 @@
                 <w:rFonts w:ascii="Times New Roman" w:hAnsi="Times New Roman" w:cs="Times New Roman"/>
                 <w:sz w:val="28"/>
                 <w:szCs w:val="28"/>
+                <w:lang w:val="ru-RU"/>
               </w:rPr>
             </w:pPr>
             <w:r>
@@ -3572,7 +3780,16 @@
                 <w:sz w:val="28"/>
                 <w:szCs w:val="28"/>
               </w:rPr>
-              <w:t>УБИ.007</w:t>
+              <w:t>УБИ.</w:t>
+            </w:r>
+            <w:r>
+              <w:rPr>
+                <w:rFonts w:ascii="Times New Roman" w:hAnsi="Times New Roman" w:cs="Times New Roman"/>
+                <w:sz w:val="28"/>
+                <w:szCs w:val="28"/>
+                <w:lang w:val="ru-RU"/>
+              </w:rPr>
+              <w:t>4</w:t>
             </w:r>
           </w:p>
         </w:tc>
@@ -3588,14 +3805,52 @@
                 <w:szCs w:val="28"/>
               </w:rPr>
             </w:pPr>
-            <w:r>
-              <w:rPr>
-                <w:rFonts w:ascii="Times New Roman" w:hAnsi="Times New Roman" w:cs="Times New Roman"/>
-                <w:sz w:val="28"/>
-                <w:szCs w:val="28"/>
-              </w:rPr>
-              <w:t>Нарушение механизмов авторизации</w:t>
-            </w:r>
+            <w:proofErr w:type="spellStart"/>
+            <w:r>
+              <w:rPr>
+                <w:rFonts w:ascii="Times New Roman" w:hAnsi="Times New Roman" w:cs="Times New Roman"/>
+                <w:sz w:val="28"/>
+                <w:szCs w:val="28"/>
+              </w:rPr>
+              <w:t>Угроза</w:t>
+            </w:r>
+            <w:proofErr w:type="spellEnd"/>
+            <w:r>
+              <w:rPr>
+                <w:rFonts w:ascii="Times New Roman" w:hAnsi="Times New Roman" w:cs="Times New Roman"/>
+                <w:sz w:val="28"/>
+                <w:szCs w:val="28"/>
+              </w:rPr>
+              <w:t xml:space="preserve"> </w:t>
+            </w:r>
+            <w:proofErr w:type="spellStart"/>
+            <w:r>
+              <w:rPr>
+                <w:rFonts w:ascii="Times New Roman" w:hAnsi="Times New Roman" w:cs="Times New Roman"/>
+                <w:sz w:val="28"/>
+                <w:szCs w:val="28"/>
+              </w:rPr>
+              <w:t>несанкционированной</w:t>
+            </w:r>
+            <w:proofErr w:type="spellEnd"/>
+            <w:r>
+              <w:rPr>
+                <w:rFonts w:ascii="Times New Roman" w:hAnsi="Times New Roman" w:cs="Times New Roman"/>
+                <w:sz w:val="28"/>
+                <w:szCs w:val="28"/>
+              </w:rPr>
+              <w:t xml:space="preserve"> </w:t>
+            </w:r>
+            <w:proofErr w:type="spellStart"/>
+            <w:r>
+              <w:rPr>
+                <w:rFonts w:ascii="Times New Roman" w:hAnsi="Times New Roman" w:cs="Times New Roman"/>
+                <w:sz w:val="28"/>
+                <w:szCs w:val="28"/>
+              </w:rPr>
+              <w:t>подмены</w:t>
+            </w:r>
+            <w:proofErr w:type="spellEnd"/>
           </w:p>
         </w:tc>
       </w:tr>
@@ -3632,6 +3887,7 @@
                 <w:rFonts w:ascii="Times New Roman" w:hAnsi="Times New Roman" w:cs="Times New Roman"/>
                 <w:sz w:val="28"/>
                 <w:szCs w:val="28"/>
+                <w:lang w:val="ru-RU"/>
               </w:rPr>
             </w:pPr>
             <w:r>
@@ -3640,7 +3896,16 @@
                 <w:sz w:val="28"/>
                 <w:szCs w:val="28"/>
               </w:rPr>
-              <w:t>УБИ.020</w:t>
+              <w:t>УБИ.</w:t>
+            </w:r>
+            <w:r>
+              <w:rPr>
+                <w:rFonts w:ascii="Times New Roman" w:hAnsi="Times New Roman" w:cs="Times New Roman"/>
+                <w:sz w:val="28"/>
+                <w:szCs w:val="28"/>
+                <w:lang w:val="ru-RU"/>
+              </w:rPr>
+              <w:t>4</w:t>
             </w:r>
           </w:p>
         </w:tc>
@@ -3656,14 +3921,52 @@
                 <w:szCs w:val="28"/>
               </w:rPr>
             </w:pPr>
-            <w:r>
-              <w:rPr>
-                <w:rFonts w:ascii="Times New Roman" w:hAnsi="Times New Roman" w:cs="Times New Roman"/>
-                <w:sz w:val="28"/>
-                <w:szCs w:val="28"/>
-              </w:rPr>
-              <w:t>Перехват сессии пользователя</w:t>
-            </w:r>
+            <w:proofErr w:type="spellStart"/>
+            <w:r>
+              <w:rPr>
+                <w:rFonts w:ascii="Times New Roman" w:hAnsi="Times New Roman" w:cs="Times New Roman"/>
+                <w:sz w:val="28"/>
+                <w:szCs w:val="28"/>
+              </w:rPr>
+              <w:t>Угроза</w:t>
+            </w:r>
+            <w:proofErr w:type="spellEnd"/>
+            <w:r>
+              <w:rPr>
+                <w:rFonts w:ascii="Times New Roman" w:hAnsi="Times New Roman" w:cs="Times New Roman"/>
+                <w:sz w:val="28"/>
+                <w:szCs w:val="28"/>
+              </w:rPr>
+              <w:t xml:space="preserve"> </w:t>
+            </w:r>
+            <w:proofErr w:type="spellStart"/>
+            <w:r>
+              <w:rPr>
+                <w:rFonts w:ascii="Times New Roman" w:hAnsi="Times New Roman" w:cs="Times New Roman"/>
+                <w:sz w:val="28"/>
+                <w:szCs w:val="28"/>
+              </w:rPr>
+              <w:t>несанкционированной</w:t>
+            </w:r>
+            <w:proofErr w:type="spellEnd"/>
+            <w:r>
+              <w:rPr>
+                <w:rFonts w:ascii="Times New Roman" w:hAnsi="Times New Roman" w:cs="Times New Roman"/>
+                <w:sz w:val="28"/>
+                <w:szCs w:val="28"/>
+              </w:rPr>
+              <w:t xml:space="preserve"> </w:t>
+            </w:r>
+            <w:proofErr w:type="spellStart"/>
+            <w:r>
+              <w:rPr>
+                <w:rFonts w:ascii="Times New Roman" w:hAnsi="Times New Roman" w:cs="Times New Roman"/>
+                <w:sz w:val="28"/>
+                <w:szCs w:val="28"/>
+              </w:rPr>
+              <w:t>подмены</w:t>
+            </w:r>
+            <w:proofErr w:type="spellEnd"/>
           </w:p>
         </w:tc>
       </w:tr>
@@ -15593,7 +15896,7 @@
 </file>
 
 <file path=customXml/itemProps1.xml><?xml version="1.0" encoding="utf-8"?>
-<ds:datastoreItem xmlns:ds="http://schemas.openxmlformats.org/officeDocument/2006/customXml" ds:itemID="{3718FCDC-2B91-46C3-A4B6-5445F050C7D3}">
+<ds:datastoreItem xmlns:ds="http://schemas.openxmlformats.org/officeDocument/2006/customXml" ds:itemID="{DBEEED97-CA10-4077-85DD-256C8D3F81EA}">
   <ds:schemaRefs>
     <ds:schemaRef ds:uri="http://schemas.openxmlformats.org/officeDocument/2006/bibliography"/>
   </ds:schemaRefs>
